--- a/material/programas-de-estudio/11 Undécimo año - Planeamiento Unidad 5 (lecciones 136 a 168).docx
+++ b/material/programas-de-estudio/11 Undécimo año - Planeamiento Unidad 5 (lecciones 136 a 168).docx
@@ -147,7 +147,7 @@
         <w:t>Propósito.</w:t>
       </w:r>
       <w:r>
-        <w:t xml:space="preserve"> El ajedrez tiene reglas, instituciones y oficios. En esta unidad el estudiantado arbitra casos reales con las Leyes del Ajedrez de la FIDE, conoce los sistemas de competencia y los desempates, investiga en fuentes oficiales cómo funciona la Federación Central de Ajedrez de Costa Rica y cómo participa el ajedrez en los Juegos Deportivos Nacionales que organiza el ICODER, y revisa los caminos de vida y carrera ligados al juego: entrenamiento, arbitraje, organización de eventos, docencia, programación y comunicación. Lo aprendido se aplica a la planificación del festival comunal del proyecto del II semestre.</w:t>
+        <w:t xml:space="preserve"> El ajedrez tiene reglas, instituciones y oficios. En esta unidad el estudiantado arbitra casos reales con las Leyes del Ajedrez de la FIDE, conoce los sistemas de competencia y los desempates, investiga en fuentes oficiales cómo funciona la Federación Costarricense de Ajedrez de Costa Rica y cómo participa el ajedrez en los Juegos Deportivos Nacionales que organiza el ICODER, y revisa los caminos de vida y carrera ligados al juego: entrenamiento, arbitraje, organización de eventos, docencia, programación y comunicación. Lo aprendido se aplica a la planificación del festival comunal del proyecto del II semestre.</w:t>
       </w:r>
     </w:p>
     <w:p>
@@ -546,7 +546,7 @@
               <w:pStyle w:val="Celda8_5RXS"/>
             </w:pPr>
             <w:r>
-              <w:t>• 148. La Federación Central de Ajedrez de Costa Rica</w:t>
+              <w:t>• 148. La Federación Costarricense de Ajedrez de Costa Rica</w:t>
             </w:r>
           </w:p>
           <w:p>
@@ -5084,7 +5084,7 @@
               <w:rPr>
                 <w:b/>
               </w:rPr>
-              <w:t>La Federación Central de Ajedrez de Costa Rica</w:t>
+              <w:t>La Federación Costarricense de Ajedrez de Costa Rica</w:t>
             </w:r>
           </w:p>
         </w:tc>
@@ -5150,7 +5150,7 @@
             </w:pPr>
             <w:r/>
             <w:r>
-              <w:t>Explicar qué es la Federación Central de Ajedrez de Costa Rica y su relación con la FIDE.</w:t>
+              <w:t>Explicar qué es la Federación Costarricense de Ajedrez de Costa Rica y su relación con la FIDE.</w:t>
             </w:r>
           </w:p>
         </w:tc>
@@ -5216,7 +5216,7 @@
             </w:pPr>
             <w:r/>
             <w:r>
-              <w:t>En grupos leen una ficha preparada por la persona docente con la estructura del ajedrez federado: la FIDE como federación internacional, las federaciones nacionales afiliadas, la Federación Central de Ajedrez de Costa Rica como federación del país, los clubes y las personas afiliadas. Dibujan un esquema.</w:t>
+              <w:t>En grupos leen una ficha preparada por la persona docente con la estructura del ajedrez federado: la FIDE como federación internacional, las federaciones nacionales afiliadas, la Federación Costarricense de Ajedrez de Costa Rica como federación del país, los clubes y las personas afiliadas. Dibujan un esquema.</w:t>
             </w:r>
           </w:p>
         </w:tc>
@@ -5562,7 +5562,7 @@
             </w:pPr>
             <w:r/>
             <w:r>
-              <w:t>En la sala de cómputo, cada grupo responde sus cinco preguntas con fuentes oficiales: canales de la Federación Central de Ajedrez de Costa Rica, sitio de la FIDE y sitio del ICODER. Anotan la dirección y la fecha de consulta.</w:t>
+              <w:t>En la sala de cómputo, cada grupo responde sus cinco preguntas con fuentes oficiales: canales de la Federación Costarricense de Ajedrez de Costa Rica, sitio de la FIDE y sitio del ICODER. Anotan la dirección y la fecha de consulta.</w:t>
             </w:r>
           </w:p>
         </w:tc>
@@ -12235,7 +12235,7 @@
             </w:pPr>
             <w:r/>
             <w:r>
-              <w:t>Primera parte (20 minutos): seis casos de arbitraje con artículo y decisión, y dos preguntas sobre la Federación Central de Ajedrez de Costa Rica y los Juegos Deportivos Nacionales respondidas con las fuentes investigadas. Segunda parte: simulación de un incidente en vivo con explicación a las partes.</w:t>
+              <w:t>Primera parte (20 minutos): seis casos de arbitraje con artículo y decisión, y dos preguntas sobre la Federación Costarricense de Ajedrez de Costa Rica y los Juegos Deportivos Nacionales respondidas con las fuentes investigadas. Segunda parte: simulación de un incidente en vivo con explicación a las partes.</w:t>
             </w:r>
           </w:p>
         </w:tc>

--- a/material/programas-de-estudio/11 Undécimo año - Planeamiento Unidad 5 (lecciones 136 a 168).docx
+++ b/material/programas-de-estudio/11 Undécimo año - Planeamiento Unidad 5 (lecciones 136 a 168).docx
@@ -12449,12 +12449,12 @@
             <wp:posOffset>1276200</wp:posOffset>
           </wp:positionH>
           <wp:positionV relativeFrom="page">
-            <wp:posOffset>3071700</wp:posOffset>
+            <wp:posOffset>3092305</wp:posOffset>
           </wp:positionV>
-          <wp:extent cx="5220000" cy="3915000"/>
+          <wp:extent cx="5220000" cy="3873789"/>
           <wp:effectExtent l="0" t="0" r="0" b="0"/>
           <wp:wrapNone/>
-          <wp:docPr id="1" name="Marca de agua" descr="Logo de Oscar Angulo Cubero"/>
+          <wp:docPr id="1" name="Marca de agua" descr="Ajedrez Integral"/>
           <wp:cNvGraphicFramePr/>
           <a:graphic>
             <a:graphicData uri="http://schemas.openxmlformats.org/drawingml/2006/picture">
@@ -12472,7 +12472,7 @@
                 <pic:spPr>
                   <a:xfrm rot="-900000">
                     <a:off x="0" y="0"/>
-                    <a:ext cx="5220000" cy="3915000"/>
+                    <a:ext cx="5220000" cy="3873789"/>
                   </a:xfrm>
                   <a:prstGeom prst="rect"/>
                 </pic:spPr>
